--- a/Sources Internal/Plugins/EwEEcoSamplerPlugin/Documentation/EcoSampler.docx
+++ b/Sources Internal/Plugins/EwEEcoSamplerPlugin/Documentation/EcoSampler.docx
@@ -16,8 +16,6 @@
       <w:r>
         <w:t>Ecosampler</w:t>
       </w:r>
-      <w:bookmarkStart w:id="1" w:name="_GoBack"/>
-      <w:bookmarkEnd w:id="1"/>
     </w:p>
     <w:p>
       <w:r>
@@ -152,8 +150,8 @@
         <w:pStyle w:val="Heading2"/>
         <w:contextualSpacing w:val="0"/>
       </w:pPr>
-      <w:bookmarkStart w:id="2" w:name="h.x4tf3lmyemyr" w:colFirst="0" w:colLast="0"/>
-      <w:bookmarkEnd w:id="2"/>
+      <w:bookmarkStart w:id="1" w:name="h.x4tf3lmyemyr" w:colFirst="0" w:colLast="0"/>
+      <w:bookmarkEnd w:id="1"/>
       <w:r>
         <w:rPr>
           <w:noProof/>
@@ -941,8 +939,8 @@
         <w:pStyle w:val="Heading2"/>
         <w:contextualSpacing w:val="0"/>
       </w:pPr>
-      <w:bookmarkStart w:id="3" w:name="h.vlq3lgknrsfn" w:colFirst="0" w:colLast="0"/>
-      <w:bookmarkEnd w:id="3"/>
+      <w:bookmarkStart w:id="2" w:name="h.vlq3lgknrsfn" w:colFirst="0" w:colLast="0"/>
+      <w:bookmarkEnd w:id="2"/>
       <w:r>
         <w:t>Recording samples</w:t>
       </w:r>
@@ -1222,8 +1220,8 @@
       <w:pPr>
         <w:framePr w:w="3498" w:h="7683" w:hSpace="181" w:wrap="around" w:vAnchor="text" w:hAnchor="page" w:x="6960" w:y="-59"/>
       </w:pPr>
-      <w:bookmarkStart w:id="4" w:name="h.z4v56aogrrkc" w:colFirst="0" w:colLast="0"/>
-      <w:bookmarkEnd w:id="4"/>
+      <w:bookmarkStart w:id="3" w:name="h.z4v56aogrrkc" w:colFirst="0" w:colLast="0"/>
+      <w:bookmarkEnd w:id="3"/>
     </w:p>
     <w:p>
       <w:pPr>
@@ -1326,7 +1324,7 @@
                                   <w:color w:val="auto"/>
                                 </w:rPr>
                               </w:pPr>
-                              <w:bookmarkStart w:id="5" w:name="_Ref463294383"/>
+                              <w:bookmarkStart w:id="4" w:name="_Ref463294383"/>
                               <w:r>
                                 <w:rPr>
                                   <w:color w:val="auto"/>
@@ -1365,7 +1363,7 @@
                                 </w:rPr>
                                 <w:fldChar w:fldCharType="end"/>
                               </w:r>
-                              <w:bookmarkEnd w:id="5"/>
+                              <w:bookmarkEnd w:id="4"/>
                               <w:r>
                                 <w:rPr>
                                   <w:color w:val="auto"/>
@@ -1459,7 +1457,7 @@
                             <w:color w:val="auto"/>
                           </w:rPr>
                         </w:pPr>
-                        <w:bookmarkStart w:id="6" w:name="_Ref463294383"/>
+                        <w:bookmarkStart w:id="5" w:name="_Ref463294383"/>
                         <w:r>
                           <w:rPr>
                             <w:color w:val="auto"/>
@@ -1498,7 +1496,7 @@
                           </w:rPr>
                           <w:fldChar w:fldCharType="end"/>
                         </w:r>
-                        <w:bookmarkEnd w:id="6"/>
+                        <w:bookmarkEnd w:id="5"/>
                         <w:r>
                           <w:rPr>
                             <w:color w:val="auto"/>
@@ -1956,8 +1954,8 @@
         <w:pStyle w:val="Heading2"/>
         <w:contextualSpacing w:val="0"/>
       </w:pPr>
-      <w:bookmarkStart w:id="7" w:name="h.gwwjhcsrmucd" w:colFirst="0" w:colLast="0"/>
-      <w:bookmarkEnd w:id="7"/>
+      <w:bookmarkStart w:id="6" w:name="h.gwwjhcsrmucd" w:colFirst="0" w:colLast="0"/>
+      <w:bookmarkEnd w:id="6"/>
       <w:r>
         <w:lastRenderedPageBreak/>
         <w:t>Importing samples</w:t>
@@ -2118,7 +2116,18 @@
         </w:numPr>
       </w:pPr>
       <w:r>
-        <w:t>The sample list will be updated with the new samples.</w:t>
+        <w:t>The sample list will be updated with samples</w:t>
+      </w:r>
+      <w:r>
+        <w:t xml:space="preserve"> found in the selected </w:t>
+      </w:r>
+      <w:bookmarkStart w:id="7" w:name="_GoBack"/>
+      <w:bookmarkEnd w:id="7"/>
+      <w:r>
+        <w:t>model</w:t>
+      </w:r>
+      <w:r>
+        <w:t>.</w:t>
       </w:r>
     </w:p>
     <w:p>
@@ -2390,12 +2399,24 @@
     </w:p>
     <w:p>
       <w:pPr>
+        <w:rPr>
+          <w:sz w:val="32"/>
+          <w:szCs w:val="32"/>
+        </w:rPr>
+      </w:pPr>
+      <w:bookmarkStart w:id="9" w:name="h.nykknr4r7clg" w:colFirst="0" w:colLast="0"/>
+      <w:bookmarkEnd w:id="9"/>
+      <w:r>
+        <w:br w:type="page"/>
+      </w:r>
+    </w:p>
+    <w:p>
+      <w:pPr>
         <w:pStyle w:val="Heading2"/>
         <w:contextualSpacing w:val="0"/>
       </w:pPr>
-      <w:bookmarkStart w:id="9" w:name="h.nykknr4r7clg" w:colFirst="0" w:colLast="0"/>
-      <w:bookmarkEnd w:id="9"/>
-      <w:r>
+      <w:r>
+        <w:lastRenderedPageBreak/>
         <w:t>Running samples</w:t>
       </w:r>
     </w:p>
@@ -2409,7 +2430,6 @@
         <w:pStyle w:val="Instruction"/>
       </w:pPr>
       <w:r>
-        <w:lastRenderedPageBreak/>
         <w:t xml:space="preserve">To </w:t>
       </w:r>
       <w:r>
@@ -2956,6 +2976,7 @@
         <w:pStyle w:val="Heading2"/>
       </w:pPr>
       <w:r>
+        <w:lastRenderedPageBreak/>
         <w:t>Troubleshooting</w:t>
       </w:r>
     </w:p>
@@ -2987,7 +3008,6 @@
         <w:pStyle w:val="Heading2"/>
       </w:pPr>
       <w:r>
-        <w:lastRenderedPageBreak/>
         <w:t>Further development</w:t>
       </w:r>
     </w:p>
@@ -3125,7 +3145,7 @@
         <v:path o:extrusionok="f" gradientshapeok="t" o:connecttype="rect"/>
         <o:lock v:ext="edit" aspectratio="t"/>
       </v:shapetype>
-      <v:shape id="_x0000_i1072" type="#_x0000_t75" style="width:12pt;height:12pt" o:bullet="t">
+      <v:shape id="_x0000_i1075" type="#_x0000_t75" style="width:12pt;height:12pt" o:bullet="t">
         <v:imagedata r:id="rId1" o:title="Info"/>
       </v:shape>
     </w:pict>
@@ -5594,7 +5614,7 @@
 </file>
 
 <file path=customXml/itemProps1.xml><?xml version="1.0" encoding="utf-8"?>
-<ds:datastoreItem xmlns:ds="http://schemas.openxmlformats.org/officeDocument/2006/customXml" ds:itemID="{BC0F46AA-4335-4DCE-B395-CD5A5EAC8A73}">
+<ds:datastoreItem xmlns:ds="http://schemas.openxmlformats.org/officeDocument/2006/customXml" ds:itemID="{9273C076-BD78-46B2-8A98-25C8A3F3F78C}">
   <ds:schemaRefs>
     <ds:schemaRef ds:uri="http://schemas.openxmlformats.org/officeDocument/2006/bibliography"/>
   </ds:schemaRefs>
